--- a/20260912_Tables_1840_Supplementary.docx
+++ b/20260912_Tables_1840_Supplementary.docx
@@ -1460,7 +1460,7 @@
           <w:b/>
           <w:sz w:val="20"/>
         </w:rPr>
-        <w:t>Supplementary Table S2. Full predictor-by-model stable coefficient matrix</w:t>
+        <w:t>Supplementary Table S2. Full publication Table 1 Panel B stable coefficient matrix</w:t>
       </w:r>
     </w:p>
     <w:p>
@@ -1471,7 +1471,7 @@
         <w:rPr>
           <w:sz w:val="16"/>
         </w:rPr>
-        <w:t>Cells are bootstrap mean coefficient (bootstrap SD) [95% CI]; selection frequency.</w:t>
+        <w:t>Rows are predictors and columns are retained models. Cells are bootstrap mean coefficient (bootstrap SD) [95% CI]; selection frequency.</w:t>
       </w:r>
     </w:p>
     <w:tbl>
@@ -5725,7 +5725,7 @@
           <w:b/>
           <w:sz w:val="20"/>
         </w:rPr>
-        <w:t>Supplementary Table S3. Full stable coefficient details by predictor-model pairing</w:t>
+        <w:t>Supplementary Table S3. Full publication Table 2 detailed stable coefficients</w:t>
       </w:r>
     </w:p>
     <w:p>
@@ -5736,7 +5736,7 @@
         <w:rPr>
           <w:sz w:val="16"/>
         </w:rPr>
-        <w:t>This table retains the detailed coefficient rows for every stable predictor-model pairing.</w:t>
+        <w:t>This table retains the detailed coefficient rows for every stable predictor-model pairing from the original publication Table 2 export.</w:t>
       </w:r>
     </w:p>
     <w:tbl>

--- a/20260912_Tables_1840_Supplementary.docx
+++ b/20260912_Tables_1840_Supplementary.docx
@@ -522,7 +522,7 @@
               <w:rPr>
                 <w:sz w:val="14"/>
               </w:rPr>
-              <w:t>1.2</w:t>
+              <w:t>0.2</w:t>
             </w:r>
           </w:p>
         </w:tc>
@@ -780,7 +780,7 @@
               <w:rPr>
                 <w:sz w:val="14"/>
               </w:rPr>
-              <w:t>9.3</w:t>
+              <w:t>0.5</w:t>
             </w:r>
           </w:p>
         </w:tc>
@@ -1038,7 +1038,7 @@
               <w:rPr>
                 <w:sz w:val="14"/>
               </w:rPr>
-              <w:t>10.2</w:t>
+              <w:t>-0.9</w:t>
             </w:r>
           </w:p>
         </w:tc>
@@ -1296,7 +1296,7 @@
               <w:rPr>
                 <w:sz w:val="14"/>
               </w:rPr>
-              <w:t>21.0</w:t>
+              <w:t>1.1</w:t>
             </w:r>
           </w:p>
         </w:tc>
@@ -1554,7 +1554,7 @@
               <w:rPr>
                 <w:sz w:val="14"/>
               </w:rPr>
-              <w:t>26.5</w:t>
+              <w:t>1.6</w:t>
             </w:r>
           </w:p>
         </w:tc>
@@ -3120,7 +3120,7 @@
         <w:rPr>
           <w:sz w:val="16"/>
         </w:rPr>
-        <w:t>Calibration was estimated by weighted linear recalibration of observed 6MWT4 on weighted OOF predictions among completers.</w:t>
+        <w:t>Calibration intercept is the weighted mean observed-minus-predicted difference (ideal 0 m), and calibration slope is the centered weighted recalibration slope (ideal 1.0) among completers.</w:t>
       </w:r>
     </w:p>
     <w:tbl>
@@ -3321,7 +3321,7 @@
               <w:rPr>
                 <w:sz w:val="14"/>
               </w:rPr>
-              <w:t>1.2</w:t>
+              <w:t>0.2</w:t>
             </w:r>
           </w:p>
         </w:tc>
@@ -3443,7 +3443,7 @@
               <w:rPr>
                 <w:sz w:val="14"/>
               </w:rPr>
-              <w:t>9.3</w:t>
+              <w:t>0.5</w:t>
             </w:r>
           </w:p>
         </w:tc>
@@ -3565,7 +3565,7 @@
               <w:rPr>
                 <w:sz w:val="14"/>
               </w:rPr>
-              <w:t>10.2</w:t>
+              <w:t>-0.9</w:t>
             </w:r>
           </w:p>
         </w:tc>
@@ -3687,7 +3687,7 @@
               <w:rPr>
                 <w:sz w:val="14"/>
               </w:rPr>
-              <w:t>21.0</w:t>
+              <w:t>1.1</w:t>
             </w:r>
           </w:p>
         </w:tc>
@@ -3809,7 +3809,7 @@
               <w:rPr>
                 <w:sz w:val="14"/>
               </w:rPr>
-              <w:t>26.5</w:t>
+              <w:t>1.6</w:t>
             </w:r>
           </w:p>
         </w:tc>

--- a/20260912_Tables_1840_Supplementary.docx
+++ b/20260912_Tables_1840_Supplementary.docx
@@ -522,7 +522,7 @@
               <w:rPr>
                 <w:sz w:val="14"/>
               </w:rPr>
-              <w:t>0.2</w:t>
+              <w:t>0.0</w:t>
             </w:r>
           </w:p>
         </w:tc>
@@ -539,7 +539,7 @@
               <w:rPr>
                 <w:sz w:val="14"/>
               </w:rPr>
-              <w:t>0.997</w:t>
+              <w:t>1.000</w:t>
             </w:r>
           </w:p>
         </w:tc>
@@ -780,7 +780,7 @@
               <w:rPr>
                 <w:sz w:val="14"/>
               </w:rPr>
-              <w:t>0.5</w:t>
+              <w:t>0.0</w:t>
             </w:r>
           </w:p>
         </w:tc>
@@ -797,7 +797,7 @@
               <w:rPr>
                 <w:sz w:val="14"/>
               </w:rPr>
-              <w:t>0.972</w:t>
+              <w:t>1.025</w:t>
             </w:r>
           </w:p>
         </w:tc>
@@ -1038,7 +1038,7 @@
               <w:rPr>
                 <w:sz w:val="14"/>
               </w:rPr>
-              <w:t>-0.9</w:t>
+              <w:t>0.0</w:t>
             </w:r>
           </w:p>
         </w:tc>
@@ -1055,7 +1055,7 @@
               <w:rPr>
                 <w:sz w:val="14"/>
               </w:rPr>
-              <w:t>0.965</w:t>
+              <w:t>1.019</w:t>
             </w:r>
           </w:p>
         </w:tc>
@@ -1296,7 +1296,7 @@
               <w:rPr>
                 <w:sz w:val="14"/>
               </w:rPr>
-              <w:t>1.1</w:t>
+              <w:t>0.0</w:t>
             </w:r>
           </w:p>
         </w:tc>
@@ -1313,7 +1313,7 @@
               <w:rPr>
                 <w:sz w:val="14"/>
               </w:rPr>
-              <w:t>0.937</w:t>
+              <w:t>1.052</w:t>
             </w:r>
           </w:p>
         </w:tc>
@@ -1554,7 +1554,7 @@
               <w:rPr>
                 <w:sz w:val="14"/>
               </w:rPr>
-              <w:t>1.6</w:t>
+              <w:t>0.0</w:t>
             </w:r>
           </w:p>
         </w:tc>
@@ -1571,7 +1571,7 @@
               <w:rPr>
                 <w:sz w:val="14"/>
               </w:rPr>
-              <w:t>0.921</w:t>
+              <w:t>1.087</w:t>
             </w:r>
           </w:p>
         </w:tc>
@@ -3109,7 +3109,7 @@
           <w:b/>
           <w:sz w:val="20"/>
         </w:rPr>
-        <w:t>Supplementary Table S3. Internal weighted OOF calibration summary</w:t>
+        <w:t>Supplementary Table S3. Internal OOF calibration summary</w:t>
       </w:r>
     </w:p>
     <w:p>
@@ -3120,7 +3120,7 @@
         <w:rPr>
           <w:sz w:val="16"/>
         </w:rPr>
-        <w:t>Calibration intercept is the weighted mean observed-minus-predicted difference (ideal 0 m), and calibration slope is the centered weighted recalibration slope (ideal 1.0) among completers.</w:t>
+        <w:t>Calibration intercept is the mean observed-minus-predicted difference (ideal 0 m), and calibration slope is the centered recalibration slope (ideal 1.0) from the original Part 1 out-of-fold 6MWT4 predictions.</w:t>
       </w:r>
     </w:p>
     <w:tbl>
@@ -3321,7 +3321,7 @@
               <w:rPr>
                 <w:sz w:val="14"/>
               </w:rPr>
-              <w:t>0.2</w:t>
+              <w:t>0.0</w:t>
             </w:r>
           </w:p>
         </w:tc>
@@ -3338,7 +3338,7 @@
               <w:rPr>
                 <w:sz w:val="14"/>
               </w:rPr>
-              <w:t>0.997</w:t>
+              <w:t>1.000</w:t>
             </w:r>
           </w:p>
         </w:tc>
@@ -3355,7 +3355,7 @@
               <w:rPr>
                 <w:sz w:val="14"/>
               </w:rPr>
-              <w:t>318.8</w:t>
+              <w:t>321.0</w:t>
             </w:r>
           </w:p>
         </w:tc>
@@ -3372,7 +3372,7 @@
               <w:rPr>
                 <w:sz w:val="14"/>
               </w:rPr>
-              <w:t>318.6</w:t>
+              <w:t>321.0</w:t>
             </w:r>
           </w:p>
         </w:tc>
@@ -3443,7 +3443,7 @@
               <w:rPr>
                 <w:sz w:val="14"/>
               </w:rPr>
-              <w:t>0.5</w:t>
+              <w:t>0.0</w:t>
             </w:r>
           </w:p>
         </w:tc>
@@ -3460,7 +3460,7 @@
               <w:rPr>
                 <w:sz w:val="14"/>
               </w:rPr>
-              <w:t>0.972</w:t>
+              <w:t>1.025</w:t>
             </w:r>
           </w:p>
         </w:tc>
@@ -3477,7 +3477,7 @@
               <w:rPr>
                 <w:sz w:val="14"/>
               </w:rPr>
-              <w:t>318.8</w:t>
+              <w:t>321.0</w:t>
             </w:r>
           </w:p>
         </w:tc>
@@ -3494,7 +3494,7 @@
               <w:rPr>
                 <w:sz w:val="14"/>
               </w:rPr>
-              <w:t>318.3</w:t>
+              <w:t>321.0</w:t>
             </w:r>
           </w:p>
         </w:tc>
@@ -3565,7 +3565,7 @@
               <w:rPr>
                 <w:sz w:val="14"/>
               </w:rPr>
-              <w:t>-0.9</w:t>
+              <w:t>0.0</w:t>
             </w:r>
           </w:p>
         </w:tc>
@@ -3582,7 +3582,7 @@
               <w:rPr>
                 <w:sz w:val="14"/>
               </w:rPr>
-              <w:t>0.965</w:t>
+              <w:t>1.019</w:t>
             </w:r>
           </w:p>
         </w:tc>
@@ -3599,7 +3599,7 @@
               <w:rPr>
                 <w:sz w:val="14"/>
               </w:rPr>
-              <w:t>318.8</w:t>
+              <w:t>318.3</w:t>
             </w:r>
           </w:p>
         </w:tc>
@@ -3616,7 +3616,7 @@
               <w:rPr>
                 <w:sz w:val="14"/>
               </w:rPr>
-              <w:t>319.7</w:t>
+              <w:t>318.3</w:t>
             </w:r>
           </w:p>
         </w:tc>
@@ -3687,7 +3687,7 @@
               <w:rPr>
                 <w:sz w:val="14"/>
               </w:rPr>
-              <w:t>1.1</w:t>
+              <w:t>0.0</w:t>
             </w:r>
           </w:p>
         </w:tc>
@@ -3704,7 +3704,7 @@
               <w:rPr>
                 <w:sz w:val="14"/>
               </w:rPr>
-              <w:t>0.937</w:t>
+              <w:t>1.052</w:t>
             </w:r>
           </w:p>
         </w:tc>
@@ -3721,7 +3721,7 @@
               <w:rPr>
                 <w:sz w:val="14"/>
               </w:rPr>
-              <w:t>318.8</w:t>
+              <w:t>321.0</w:t>
             </w:r>
           </w:p>
         </w:tc>
@@ -3738,7 +3738,7 @@
               <w:rPr>
                 <w:sz w:val="14"/>
               </w:rPr>
-              <w:t>317.7</w:t>
+              <w:t>321.0</w:t>
             </w:r>
           </w:p>
         </w:tc>
@@ -3809,7 +3809,7 @@
               <w:rPr>
                 <w:sz w:val="14"/>
               </w:rPr>
-              <w:t>1.6</w:t>
+              <w:t>0.0</w:t>
             </w:r>
           </w:p>
         </w:tc>
@@ -3826,7 +3826,7 @@
               <w:rPr>
                 <w:sz w:val="14"/>
               </w:rPr>
-              <w:t>0.921</w:t>
+              <w:t>1.087</w:t>
             </w:r>
           </w:p>
         </w:tc>
@@ -3843,7 +3843,7 @@
               <w:rPr>
                 <w:sz w:val="14"/>
               </w:rPr>
-              <w:t>318.8</w:t>
+              <w:t>321.0</w:t>
             </w:r>
           </w:p>
         </w:tc>
@@ -3860,7 +3860,7 @@
               <w:rPr>
                 <w:sz w:val="14"/>
               </w:rPr>
-              <w:t>317.2</w:t>
+              <w:t>321.0</w:t>
             </w:r>
           </w:p>
         </w:tc>
